--- a/artifacts/docx/CREDITS.docx
+++ b/artifacts/docx/CREDITS.docx
@@ -13,27 +13,32 @@
     <w:p/>
     <w:p>
       <w:r>
-        <w:t>**Licence.** This mod is GPL-3.0; the full text is in `LICENSE`. It is</w:t>
-      </w:r>
-    </w:p>
-    <w:p>
-      <w:r>
-        <w:t>built on the methodology of Colonist Awareness Overhaul, which is</w:t>
-      </w:r>
-    </w:p>
-    <w:p>
-      <w:r>
-        <w:t>GPL-3.0 and by the same author, so the terms are consistent rather</w:t>
-      </w:r>
-    </w:p>
-    <w:p>
-      <w:r>
-        <w:t>than merely compatible. Components below retain their own terms where</w:t>
-      </w:r>
-    </w:p>
-    <w:p>
-      <w:r>
-        <w:t>those are more specific.</w:t>
+        <w:t>**Licence.** SAO-authored code is GPL-3.0; the full text is in `LICENSE`.</w:t>
+      </w:r>
+    </w:p>
+    <w:p>
+      <w:r>
+        <w:t>It builds on the methodology of Colonist Awareness Overhaul, which is</w:t>
+      </w:r>
+    </w:p>
+    <w:p>
+      <w:r>
+        <w:t>GPL-3.0 and by the same author. Incorporated source components retain the</w:t>
+      </w:r>
+    </w:p>
+    <w:p>
+      <w:r>
+        <w:t>rights and terms recorded below. Project Viewpoint remains credited to</w:t>
+      </w:r>
+    </w:p>
+    <w:p>
+      <w:r>
+        <w:t>ellu and norkus under the operator-represented direct permission, with its</w:t>
+      </w:r>
+    </w:p>
+    <w:p>
+      <w:r>
+        <w:t>original notice shipped in `VIEWPOINT-LICENSE.txt`.</w:t>
       </w:r>
     </w:p>
     <w:p/>
@@ -1204,12 +1209,52 @@
     </w:p>
     <w:p>
       <w:r>
-        <w:t>the bindings are SAO's own. Nothing of its code, items, skills or</w:t>
-      </w:r>
-    </w:p>
-    <w:p>
-      <w:r>
-        <w:t>systems is taken.</w:t>
+        <w:t>the bindings are SAO's own. That C14/DR-034 permission statement covers the</w:t>
+      </w:r>
+    </w:p>
+    <w:p>
+      <w:r>
+        <w:t>selected animation intake at that point in the project's history. The later</w:t>
+      </w:r>
+    </w:p>
+    <w:p>
+      <w:r>
+        <w:t>local D2 package also incorporates Angry's selected Build 42 Lifestyle 0.4.0.3</w:t>
+      </w:r>
+    </w:p>
+    <w:p>
+      <w:r>
+        <w:t>source under `media/SAOSources/LifestyleHobbies`, including original code,</w:t>
+      </w:r>
+    </w:p>
+    <w:p>
+      <w:r>
+        <w:t>items, skills, art, music, sound and animations. Adapted Lua and registrations</w:t>
+      </w:r>
+    </w:p>
+    <w:p>
+      <w:r>
+        <w:t>run under SAO's package while SAO owns person admission, observation and</w:t>
+      </w:r>
+    </w:p>
+    <w:p>
+      <w:r>
+        <w:t>consequences. The exact copied files and source hashes are in</w:t>
+      </w:r>
+    </w:p>
+    <w:p>
+      <w:r>
+        <w:t>`media/SAOSources/manifest.json`. The inspected source and C14 record do not</w:t>
+      </w:r>
+    </w:p>
+    <w:p>
+      <w:r>
+        <w:t>establish a general onward redistribution grant for that broader package;</w:t>
+      </w:r>
+    </w:p>
+    <w:p>
+      <w:r>
+        <w:t>local integration is recorded separately from publication.</w:t>
       </w:r>
     </w:p>
     <w:p/>
@@ -1218,305 +1263,100 @@
         <w:pStyle w:val="Heading2"/>
       </w:pPr>
       <w:r>
-        <w:t>Week One (Slayer), for its art, its street hour, and its wheel</w:t>
+        <w:t>Project Arcade (Bass)</w:t>
       </w:r>
     </w:p>
     <w:p/>
     <w:p>
       <w:r>
-        <w:t>Workshop 3403180543, mod id `BanditsWeekOne`; on the Bandits engine</w:t>
-      </w:r>
-    </w:p>
-    <w:p>
-      <w:r>
-        <w:t>(3268487204), whose page holds that all the author's work is</w:t>
-      </w:r>
-    </w:p>
-    <w:p>
-      <w:r>
-        <w:t>copyrighted and not to be reused without written permission.</w:t>
-      </w:r>
-    </w:p>
-    <w:p>
-      <w:r>
-        <w:t>**Files copied, with the authors' permission as the operator settled</w:t>
-      </w:r>
-    </w:p>
-    <w:p>
-      <w:r>
-        <w:t>it ([C14], DR-034):** the waiter's serving animation (SaneGuy, the</w:t>
-      </w:r>
-    </w:p>
-    <w:p>
-      <w:r>
-        <w:t>mod's animator) and the coughs and claps (Lauren Sinclair and AuD,</w:t>
-      </w:r>
-    </w:p>
-    <w:p>
-      <w:r>
-        <w:t>as the mod credits its sounds), under `media/anims_X/Bob` and</w:t>
-      </w:r>
-    </w:p>
-    <w:p>
-      <w:r>
-        <w:t>`media/sound/sao`. **More files copied, under the same settlement</w:t>
-      </w:r>
-    </w:p>
-    <w:p>
-      <w:r>
-        <w:t>([C45]):** the cashier at the counter, the three protest stands,</w:t>
-      </w:r>
-    </w:p>
-    <w:p>
-      <w:r>
-        <w:t>the three CPR stages, the four dances and the six instrument plays</w:t>
-      </w:r>
-    </w:p>
-    <w:p>
-      <w:r>
-        <w:t>(SaneGuy and Slayer, the mod's animator and author), and the two</w:t>
-      </w:r>
-    </w:p>
-    <w:p>
-      <w:r>
-        <w:t>kabooms, near and distant (Slayer - the mod's own credit for its</w:t>
-      </w:r>
-    </w:p>
-    <w:p>
-      <w:r>
-        <w:t>explosion sounds names no one else), under the same two folders.</w:t>
-      </w:r>
-    </w:p>
-    <w:p>
-      <w:r>
-        <w:t>**And one more, under the same settlement ([C46]):** the ball</w:t>
-      </w:r>
-    </w:p>
-    <w:p>
-      <w:r>
-        <w:t>throw (SaneGuy and Slayer) - the mod's zombie-target throw, made</w:t>
-      </w:r>
-    </w:p>
-    <w:p>
-      <w:r>
-        <w:t>a child's play moment here, a ball and a playmate on a stretch of</w:t>
-      </w:r>
-    </w:p>
-    <w:p>
-      <w:r>
-        <w:t>street. The bindings are SAO's own nodes, keyed on SAO's own</w:t>
-      </w:r>
-    </w:p>
-    <w:p>
-      <w:r>
-        <w:t>variable, and the instrument plays follow the carried instrument:</w:t>
-      </w:r>
-    </w:p>
-    <w:p>
-      <w:r>
-        <w:t>a bard with a flute plays the flute's clip.</w:t>
+        <w:t>Workshop `3645980077`, mod id `ProjectArcade`, selected Build 42.15 payload,</w:t>
+      </w:r>
+    </w:p>
+    <w:p>
+      <w:r>
+        <w:t>upstream version 3.0. **Selected source mechanics and media adapted into SAO.**</w:t>
+      </w:r>
+    </w:p>
+    <w:p>
+      <w:r>
+        <w:t>The original package and metadata are retained under</w:t>
+      </w:r>
+    </w:p>
+    <w:p>
+      <w:r>
+        <w:t>`media/SAOSources/ProjectArcade`, with source hashes and destination provenance</w:t>
+      </w:r>
+    </w:p>
+    <w:p>
+      <w:r>
+        <w:t>in `media/SAOSources/manifest.json`.</w:t>
       </w:r>
     </w:p>
     <w:p/>
     <w:p>
       <w:r>
-        <w:t>**Code ported, under the operator's ruling ([C39], [C41],</w:t>
-      </w:r>
-    </w:p>
-    <w:p>
-      <w:r>
-        <w:t>[C42]):** the street hour - `BWOPopControl`'s `getHourScore` hmap,</w:t>
-      </w:r>
-    </w:p>
-    <w:p>
-      <w:r>
-        <w:t>twenty-four authored values carried whole into</w:t>
-      </w:r>
-    </w:p>
-    <w:p>
-      <w:r>
-        <w:t>`SAO.History.streetAffinity` - the street-occupations idea,</w:t>
-      </w:r>
-    </w:p>
-    <w:p>
-      <w:r>
-        <w:t>re-expressed as the census trade's own ground rather than the</w:t>
-      </w:r>
-    </w:p>
-    <w:p>
-      <w:r>
-        <w:t>spawner-side weights it ships on; and the driving - the</w:t>
-      </w:r>
-    </w:p>
-    <w:p>
-      <w:r>
-        <w:t>engine-start-and-drive idiom and the 30 km/h town figure their</w:t>
-      </w:r>
-    </w:p>
-    <w:p>
-      <w:r>
-        <w:t>regulator drove at, carried as `SAODriver`'s speed cap. SAO's</w:t>
-      </w:r>
-    </w:p>
-    <w:p>
-      <w:r>
-        <w:t>driving, come, is a real SAO person in a real seat ([C33], [C42]):</w:t>
-      </w:r>
-    </w:p>
-    <w:p>
-      <w:r>
-        <w:t>the engine started through the engine's own no-argument</w:t>
-      </w:r>
-    </w:p>
-    <w:p>
-      <w:r>
-        <w:t>`tryStartEngine`, a refusal honored, the steering written as the</w:t>
-      </w:r>
-    </w:p>
-    <w:p>
-      <w:r>
-        <w:t>bearing to the destination. No runtime dependency and none of their</w:t>
-      </w:r>
-    </w:p>
-    <w:p>
-      <w:r>
-        <w:t>files loaded. What does not cross, named so it is not mistaken for</w:t>
-      </w:r>
-    </w:p>
-    <w:p>
-      <w:r>
-        <w:t>lost: their people's logic - its civilians are programmed zombies</w:t>
-      </w:r>
-    </w:p>
-    <w:p>
-      <w:r>
-        <w:t>on a scripted timeline, and SAO's are its own people on the county's</w:t>
-      </w:r>
-    </w:p>
-    <w:p>
-      <w:r>
-        <w:t>clock - the scripted world-age timeline, the spawn/despawn</w:t>
-      </w:r>
-    </w:p>
-    <w:p>
-      <w:r>
-        <w:t>controllers, the density math, the ghost-driver mechanism's ghost</w:t>
-      </w:r>
-    </w:p>
-    <w:p>
-      <w:r>
-        <w:t>player (a scene-culled, god-moded, invisible body that is not a</w:t>
-      </w:r>
-    </w:p>
-    <w:p>
-      <w:r>
-        <w:t>person), their forced-engine trio (`tryStartEngine(true)` with</w:t>
-      </w:r>
-    </w:p>
-    <w:p>
-      <w:r>
-        <w:t>`engineDoStartingSuccess` and `engineDoRunning` - the cheat path),</w:t>
-      </w:r>
-    </w:p>
-    <w:p>
-      <w:r>
-        <w:t>their regulator, which its own comments say does not steer, and</w:t>
-      </w:r>
-    </w:p>
-    <w:p>
-      <w:r>
-        <w:t>their horn-at-zombies.</w:t>
+        <w:t>Project Arcade supplies the claw machine's currency payment, timed action,</w:t>
+      </w:r>
+    </w:p>
+    <w:p>
+      <w:r>
+        <w:t>animation, sound and prize registry. SAO admits an observed person to the</w:t>
+      </w:r>
+    </w:p>
+    <w:p>
+      <w:r>
+        <w:t>activity, binds payment to that person's work and machine, and records the</w:t>
+      </w:r>
+    </w:p>
+    <w:p>
+      <w:r>
+        <w:t>source's item result without creating another prize. The packaged player menu</w:t>
+      </w:r>
+    </w:p>
+    <w:p>
+      <w:r>
+        <w:t>passes a one-use receipt from the original successful payment callback to the</w:t>
+      </w:r>
+    </w:p>
+    <w:p>
+      <w:r>
+        <w:t>original claw action, repairing the paid-play inventory recheck while keeping</w:t>
+      </w:r>
+    </w:p>
+    <w:p>
+      <w:r>
+        <w:t>its player feedback and physical prize effect.</w:t>
+      </w:r>
+    </w:p>
+    <w:p>
+      <w:r>
+        <w:t>The packaged multiplayer path binds a server-confirmed payment attempt to the</w:t>
+      </w:r>
+    </w:p>
+    <w:p>
+      <w:r>
+        <w:t>player and exact machine before the source prize action can award an item.</w:t>
       </w:r>
     </w:p>
     <w:p/>
     <w:p>
       <w:r>
-        <w:t>**The nuke, re-expressed under the operator's ruling ([C45],</w:t>
-      </w:r>
-    </w:p>
-    <w:p>
-      <w:r>
-        <w:t>Speakeasy records 49-50):** their `FinalSolution` is a script - hour</w:t>
-      </w:r>
-    </w:p>
-    <w:p>
-      <w:r>
-        <w:t>168 of every world, eight to ten fixed circles, default on - and</w:t>
-      </w:r>
-    </w:p>
-    <w:p>
-      <w:r>
-        <w:t>none of the script crosses. What crosses is the event's engine</w:t>
-      </w:r>
-    </w:p>
-    <w:p>
-      <w:r>
-        <w:t>idioms, credited here: the fire (`SetOnFire` on every body in the</w:t>
-      </w:r>
-    </w:p>
-    <w:p>
-      <w:r>
-        <w:t>circles), the ground (`BurnWalls` as squares stream in), the sound</w:t>
-      </w:r>
-    </w:p>
-    <w:p>
-      <w:r>
-        <w:t>(the two kaboom files above), the sickness (the engine's own</w:t>
-      </w:r>
-    </w:p>
-    <w:p>
-      <w:r>
-        <w:t>food-sickness stat, their radiation idiom) and their town list</w:t>
-      </w:r>
-    </w:p>
-    <w:p>
-      <w:r>
-        <w:t>(their `SetupNukes` target coordinates - map facts, like the street</w:t>
-      </w:r>
-    </w:p>
-    <w:p>
-      <w:r>
-        <w:t>hour). What replaces the script is the ruling: a dial, default</w:t>
-      </w:r>
-    </w:p>
-    <w:p>
-      <w:r>
-        <w:t>off; when on, the strike is drawn once per world - the day, the</w:t>
-      </w:r>
-    </w:p>
-    <w:p>
-      <w:r>
-        <w:t>towns, how many, how wide - and persisted; the countdown runs on</w:t>
-      </w:r>
-    </w:p>
-    <w:p>
-      <w:r>
-        <w:t>the fall's own calendar, not the save's. What does not cross,</w:t>
-      </w:r>
-    </w:p>
-    <w:p>
-      <w:r>
-        <w:t>named so it is not mistaken for lost: the nuclear winter (their</w:t>
-      </w:r>
-    </w:p>
-    <w:p>
-      <w:r>
-        <w:t>climate override), the hazmat immunity, the hydro deaths, the</w:t>
-      </w:r>
-    </w:p>
-    <w:p>
-      <w:r>
-        <w:t>player screen flash, the vehicle burn (a script-swap to a burnt</w:t>
-      </w:r>
-    </w:p>
-    <w:p>
-      <w:r>
-        <w:t>wreck, not an engine call), the dream quest, the siren countdown</w:t>
-      </w:r>
-    </w:p>
-    <w:p>
-      <w:r>
-        <w:t>and the staggered distant booms.</w:t>
+        <w:t>The operator reports direct permission for this integration. The selected</w:t>
+      </w:r>
+    </w:p>
+    <w:p>
+      <w:r>
+        <w:t>source package contains no reusable public licence declaration; its absence is</w:t>
+      </w:r>
+    </w:p>
+    <w:p>
+      <w:r>
+        <w:t>recorded in the source manifest. This credit records authorship and provenance</w:t>
+      </w:r>
+    </w:p>
+    <w:p>
+      <w:r>
+        <w:t>without asserting a public licence or publication status.</w:t>
       </w:r>
     </w:p>
     <w:p/>
@@ -1525,38 +1365,232 @@
         <w:pStyle w:val="Heading2"/>
       </w:pPr>
       <w:r>
-        <w:t>Humans: Are Weak (SeahDokki)</w:t>
+        <w:t>Other locally incorporated D2 source families</w:t>
       </w:r>
     </w:p>
     <w:p/>
     <w:p>
       <w:r>
-        <w:t>Source-available (github.com/SeahDokki/seah_haw_pz), Build 42, not</w:t>
-      </w:r>
-    </w:p>
-    <w:p>
-      <w:r>
-        <w:t>on the Workshop. **Read for its design; nothing taken and not</w:t>
-      </w:r>
-    </w:p>
-    <w:p>
-      <w:r>
-        <w:t>required.** It cannot be a `require=` (no upload), and its</w:t>
-      </w:r>
-    </w:p>
-    <w:p>
-      <w:r>
-        <w:t>non-commercial source-available terms are not compatible with this</w:t>
-      </w:r>
-    </w:p>
-    <w:p>
-      <w:r>
-        <w:t>mod's GPL-3.0, so no code crosses. Recorded so the ruling that</w:t>
-      </w:r>
-    </w:p>
-    <w:p>
-      <w:r>
-        <w:t>named it (DR-032) has its answer.</w:t>
+        <w:t>The D2 package manifest retains exact selected Build 42 roots, file hashes,</w:t>
+      </w:r>
+    </w:p>
+    <w:p>
+      <w:r>
+        <w:t>authors, original source files and adapted destinations for these families.</w:t>
+      </w:r>
+    </w:p>
+    <w:p>
+      <w:r>
+        <w:t>Their mechanics run under SAO's person-owned leisure/experience admission;</w:t>
+      </w:r>
+    </w:p>
+    <w:p>
+      <w:r>
+        <w:t>the authorship and source rights remain with their original creators.</w:t>
+      </w:r>
+    </w:p>
+    <w:p/>
+    <w:tbl>
+      <w:tblPr>
+        <w:tblStyle w:val="TableGrid"/>
+        <w:tblW w:type="auto" w:w="0"/>
+        <w:tblLook w:firstColumn="1" w:firstRow="1" w:lastColumn="0" w:lastRow="0" w:noHBand="0" w:noVBand="1" w:val="04A0"/>
+      </w:tblPr>
+      <w:tblGrid>
+        <w:gridCol w:w="2880"/>
+        <w:gridCol w:w="2880"/>
+        <w:gridCol w:w="2880"/>
+      </w:tblGrid>
+      <w:tr>
+        <w:tc>
+          <w:tcPr>
+            <w:tcW w:type="dxa" w:w="2880"/>
+          </w:tcPr>
+          <w:p>
+            <w:r>
+              <w:t>Family</w:t>
+            </w:r>
+          </w:p>
+        </w:tc>
+        <w:tc>
+          <w:tcPr>
+            <w:tcW w:type="dxa" w:w="2880"/>
+          </w:tcPr>
+          <w:p>
+            <w:r>
+              <w:t>Source author and incorporated material</w:t>
+            </w:r>
+          </w:p>
+        </w:tc>
+        <w:tc>
+          <w:tcPr>
+            <w:tcW w:type="dxa" w:w="2880"/>
+          </w:tcPr>
+          <w:p>
+            <w:r>
+              <w:t>Rights boundary in the inspected source</w:t>
+            </w:r>
+          </w:p>
+        </w:tc>
+      </w:tr>
+      <w:tr>
+        <w:tc>
+          <w:tcPr>
+            <w:tcW w:type="dxa" w:w="2880"/>
+          </w:tcPr>
+          <w:p>
+            <w:r>
+              <w:t>Talis New Music (`NewMusic`)</w:t>
+            </w:r>
+          </w:p>
+        </w:tc>
+        <w:tc>
+          <w:tcPr>
+            <w:tcW w:type="dxa" w:w="2880"/>
+          </w:tcPr>
+          <w:p>
+            <w:r>
+              <w:t>talismon; music, instruments, related media and Lua.</w:t>
+            </w:r>
+          </w:p>
+        </w:tc>
+        <w:tc>
+          <w:tcPr>
+            <w:tcW w:type="dxa" w:w="2880"/>
+          </w:tcPr>
+          <w:p>
+            <w:r>
+              <w:t>No reusable public licence declaration was found in the installed root.</w:t>
+            </w:r>
+          </w:p>
+        </w:tc>
+      </w:tr>
+      <w:tr>
+        <w:tc>
+          <w:tcPr>
+            <w:tcW w:type="dxa" w:w="2880"/>
+          </w:tcPr>
+          <w:p>
+            <w:r>
+              <w:t>Computer Mod (`ComputerModkum`)</w:t>
+            </w:r>
+          </w:p>
+        </w:tc>
+        <w:tc>
+          <w:tcPr>
+            <w:tcW w:type="dxa" w:w="2880"/>
+          </w:tcPr>
+          <w:p>
+            <w:r>
+              <w:t>Kumeji; computers, interactions, related media and Lua.</w:t>
+            </w:r>
+          </w:p>
+        </w:tc>
+        <w:tc>
+          <w:tcPr>
+            <w:tcW w:type="dxa" w:w="2880"/>
+          </w:tcPr>
+          <w:p>
+            <w:r>
+              <w:t>No reusable public licence declaration was found in the installed root.</w:t>
+            </w:r>
+          </w:p>
+        </w:tc>
+      </w:tr>
+      <w:tr>
+        <w:tc>
+          <w:tcPr>
+            <w:tcW w:type="dxa" w:w="2880"/>
+          </w:tcPr>
+          <w:p>
+            <w:r>
+              <w:t>Fitness Workout Overhaul and Treadmill &amp; BenchPress (`FWOFitnessWorkoutOverhaul`, `FWOBenchPressTreadmill`)</w:t>
+            </w:r>
+          </w:p>
+        </w:tc>
+        <w:tc>
+          <w:tcPr>
+            <w:tcW w:type="dxa" w:w="2880"/>
+          </w:tcPr>
+          <w:p>
+            <w:r>
+              <w:t>Codename280; exercise equipment, actions, animations, sound and Lua.</w:t>
+            </w:r>
+          </w:p>
+        </w:tc>
+        <w:tc>
+          <w:tcPr>
+            <w:tcW w:type="dxa" w:w="2880"/>
+          </w:tcPr>
+          <w:p>
+            <w:r>
+              <w:t>Their retained READMEs permit local modification and require explicit creator permission to redistribute any part. The inspected record does not establish an onward grant.</w:t>
+            </w:r>
+          </w:p>
+        </w:tc>
+      </w:tr>
+      <w:tr>
+        <w:tc>
+          <w:tcPr>
+            <w:tcW w:type="dxa" w:w="2880"/>
+          </w:tcPr>
+          <w:p>
+            <w:r>
+              <w:t>Knox Aquarium (`KnoxAquarium`)</w:t>
+            </w:r>
+          </w:p>
+        </w:tc>
+        <w:tc>
+          <w:tcPr>
+            <w:tcW w:type="dxa" w:w="2880"/>
+          </w:tcPr>
+          <w:p>
+            <w:r>
+              <w:t>RentCollectorClips and credited contributors; aquarium behavior, models, species frames and rendered sprites.</w:t>
+            </w:r>
+          </w:p>
+        </w:tc>
+        <w:tc>
+          <w:tcPr>
+            <w:tcW w:type="dxa" w:w="2880"/>
+          </w:tcPr>
+          <w:p>
+            <w:r>
+              <w:t>The retained `CREDITS.txt` distinguishes yulkenn's CC BY 4.0 source tank, gadinho/TricksUp species-frame origins, CGAxis display model, and gadinho/Fab large model and their differing project-specific terms. Those credits and grants are not treated as a blanket SAO onward grant.</w:t>
+            </w:r>
+          </w:p>
+        </w:tc>
+      </w:tr>
+    </w:tbl>
+    <w:p/>
+    <w:p>
+      <w:r>
+        <w:t>The source package retains these authors, original terms and exact revisions.</w:t>
+      </w:r>
+    </w:p>
+    <w:p>
+      <w:r>
+        <w:t>The operator's standing universal permission mandate supplies the integration</w:t>
+      </w:r>
+    </w:p>
+    <w:p>
+      <w:r>
+        <w:t>and publication direction; it does not rewrite the source licence declarations.</w:t>
+      </w:r>
+    </w:p>
+    <w:p>
+      <w:r>
+        <w:t>Project Arcade's separately reported permission remains recorded above. The D2</w:t>
+      </w:r>
+    </w:p>
+    <w:p>
+      <w:r>
+        <w:t>package preserves the selected assets and transports the large artwork pack</w:t>
+      </w:r>
+    </w:p>
+    <w:p>
+      <w:r>
+        <w:t>through Git LFS.</w:t>
       </w:r>
     </w:p>
     <w:p/>
@@ -1565,28 +1599,380 @@
         <w:pStyle w:val="Heading2"/>
       </w:pPr>
       <w:r>
-        <w:t>Byte Buddy</w:t>
+        <w:t>Week One (Slayer), for its art, its street hour, and its wheel</w:t>
       </w:r>
     </w:p>
     <w:p/>
     <w:p>
       <w:r>
-        <w:t>Rafael Winterhalter and contributors. Apache-2.0. **Used at runtime</w:t>
-      </w:r>
-    </w:p>
-    <w:p>
-      <w:r>
-        <w:t>through ZombieBuddy's bundled copy; not redistributed.** The</w:t>
-      </w:r>
-    </w:p>
-    <w:p>
-      <w:r>
-        <w:t>body-scale weave ([C12]) is a Byte Buddy exit advice installed</w:t>
-      </w:r>
-    </w:p>
-    <w:p>
-      <w:r>
-        <w:t>through the same self-attached instrumentation the melee patch uses.</w:t>
+        <w:t>Workshop 3403180543, mod id `BanditsWeekOne`; on the Bandits engine</w:t>
+      </w:r>
+    </w:p>
+    <w:p>
+      <w:r>
+        <w:t>(3268487204), whose page holds that all the author's work is</w:t>
+      </w:r>
+    </w:p>
+    <w:p>
+      <w:r>
+        <w:t>copyrighted and not to be reused without written permission.</w:t>
+      </w:r>
+    </w:p>
+    <w:p>
+      <w:r>
+        <w:t>**Files copied, with the authors' permission as the operator settled</w:t>
+      </w:r>
+    </w:p>
+    <w:p>
+      <w:r>
+        <w:t>it ([C14], DR-034):** the waiter's serving animation (SaneGuy, the</w:t>
+      </w:r>
+    </w:p>
+    <w:p>
+      <w:r>
+        <w:t>mod's animator) and the coughs and claps (Lauren Sinclair and AuD,</w:t>
+      </w:r>
+    </w:p>
+    <w:p>
+      <w:r>
+        <w:t>as the mod credits its sounds), under `media/anims_X/Bob` and</w:t>
+      </w:r>
+    </w:p>
+    <w:p>
+      <w:r>
+        <w:t>`media/sound/sao`. **More files copied, under the same settlement</w:t>
+      </w:r>
+    </w:p>
+    <w:p>
+      <w:r>
+        <w:t>([C45]):** the cashier at the counter, the three protest stands,</w:t>
+      </w:r>
+    </w:p>
+    <w:p>
+      <w:r>
+        <w:t>the three CPR stages, the four dances and the six instrument plays</w:t>
+      </w:r>
+    </w:p>
+    <w:p>
+      <w:r>
+        <w:t>(SaneGuy and Slayer, the mod's animator and author), and the two</w:t>
+      </w:r>
+    </w:p>
+    <w:p>
+      <w:r>
+        <w:t>kabooms, near and distant (Slayer - the mod's own credit for its</w:t>
+      </w:r>
+    </w:p>
+    <w:p>
+      <w:r>
+        <w:t>explosion sounds names no one else), under the same two folders.</w:t>
+      </w:r>
+    </w:p>
+    <w:p>
+      <w:r>
+        <w:t>**And one more, under the same settlement ([C46]):** the ball</w:t>
+      </w:r>
+    </w:p>
+    <w:p>
+      <w:r>
+        <w:t>throw (SaneGuy and Slayer) - the mod's zombie-target throw, made</w:t>
+      </w:r>
+    </w:p>
+    <w:p>
+      <w:r>
+        <w:t>a child's play moment here, a ball and a playmate on a stretch of</w:t>
+      </w:r>
+    </w:p>
+    <w:p>
+      <w:r>
+        <w:t>street. The bindings are SAO's own nodes, keyed on SAO's own</w:t>
+      </w:r>
+    </w:p>
+    <w:p>
+      <w:r>
+        <w:t>variable, and the instrument plays follow the carried instrument:</w:t>
+      </w:r>
+    </w:p>
+    <w:p>
+      <w:r>
+        <w:t>a bard with a flute plays the flute's clip.</w:t>
+      </w:r>
+    </w:p>
+    <w:p/>
+    <w:p>
+      <w:r>
+        <w:t>**Code ported, under the operator's ruling ([C39], [C41],</w:t>
+      </w:r>
+    </w:p>
+    <w:p>
+      <w:r>
+        <w:t>[C42]):** the street hour - `BWOPopControl`'s `getHourScore` hmap,</w:t>
+      </w:r>
+    </w:p>
+    <w:p>
+      <w:r>
+        <w:t>twenty-four authored values carried whole into</w:t>
+      </w:r>
+    </w:p>
+    <w:p>
+      <w:r>
+        <w:t>`SAO.History.streetAffinity` - the street-occupations idea,</w:t>
+      </w:r>
+    </w:p>
+    <w:p>
+      <w:r>
+        <w:t>re-expressed as the census trade's own ground rather than the</w:t>
+      </w:r>
+    </w:p>
+    <w:p>
+      <w:r>
+        <w:t>spawner-side weights it ships on; and the driving - the</w:t>
+      </w:r>
+    </w:p>
+    <w:p>
+      <w:r>
+        <w:t>engine-start-and-drive idiom and the 30 km/h town figure their</w:t>
+      </w:r>
+    </w:p>
+    <w:p>
+      <w:r>
+        <w:t>regulator drove at, carried as `SAODriver`'s speed cap. SAO's</w:t>
+      </w:r>
+    </w:p>
+    <w:p>
+      <w:r>
+        <w:t>driving, come, is a real SAO person in a real seat ([C33], [C42]):</w:t>
+      </w:r>
+    </w:p>
+    <w:p>
+      <w:r>
+        <w:t>the engine started through the engine's own no-argument</w:t>
+      </w:r>
+    </w:p>
+    <w:p>
+      <w:r>
+        <w:t>`tryStartEngine`, a refusal honored, the steering written as the</w:t>
+      </w:r>
+    </w:p>
+    <w:p>
+      <w:r>
+        <w:t>bearing to the destination. The current SAO-only package does not</w:t>
+      </w:r>
+    </w:p>
+    <w:p>
+      <w:r>
+        <w:t>contain Bandits Week One or Bandits2's NPC producer. SAO already creates</w:t>
+      </w:r>
+    </w:p>
+    <w:p>
+      <w:r>
+        <w:t>durable county people and native bodies. Attaching the distinctive Week One</w:t>
+      </w:r>
+    </w:p>
+    <w:p>
+      <w:r>
+        <w:t>source behavior to those people, while safely carrying legacy external</w:t>
+      </w:r>
+    </w:p>
+    <w:p>
+      <w:r>
+        <w:t>actors into midgame, remains open. Its Week One continuity and ModPatcher</w:t>
+      </w:r>
+    </w:p>
+    <w:p>
+      <w:r>
+        <w:t>bridges use the original runtimes when separately active.</w:t>
+      </w:r>
+    </w:p>
+    <w:p>
+      <w:r>
+        <w:t>`SAO_WeekOneContinuity` carries the installed</w:t>
+      </w:r>
+    </w:p>
+    <w:p>
+      <w:r>
+        <w:t>`BWOScheduler` StartTime offsets and its fixed-year, whole-hour,</w:t>
+      </w:r>
+    </w:p>
+    <w:p>
+      <w:r>
+        <w:t>month-index age arithmetic to interpret existing source-timed bodies</w:t>
+      </w:r>
+    </w:p>
+    <w:p>
+      <w:r>
+        <w:t>and compare an active scheduler. SAO's own saved-world age uses the</w:t>
+      </w:r>
+    </w:p>
+    <w:p>
+      <w:r>
+        <w:t>native calendar, including leap years and fractional hours. The</w:t>
+      </w:r>
+    </w:p>
+    <w:p>
+      <w:r>
+        <w:t>SAO-owned `SAO_WeekOneEvents` studies `BWOEvents.findBombSpot` and</w:t>
+      </w:r>
+    </w:p>
+    <w:p>
+      <w:r>
+        <w:t>`BWOEvents.BombDrop`: loaded zombie density chooses a physical target only</w:t>
+      </w:r>
+    </w:p>
+    <w:p>
+      <w:r>
+        <w:t>after a save-local opportunity is drawn from the county's observed outbreak</w:t>
+      </w:r>
+    </w:p>
+    <w:p>
+      <w:r>
+        <w:t>chronicle. Its first native impact uses `Base.PipeBomb` and</w:t>
+      </w:r>
+    </w:p>
+    <w:p>
+      <w:r>
+        <w:t>`IsoTrap.triggerExplosion`; BWO's target threshold and impact idiom are</w:t>
+      </w:r>
+    </w:p>
+    <w:p>
+      <w:r>
+        <w:t>credited here. This does not carry BWO's aircraft, staged flight path or</w:t>
+      </w:r>
+    </w:p>
+    <w:p>
+      <w:r>
+        <w:t>scripted NPC response, and no Week One NPC producer is included by this</w:t>
+      </w:r>
+    </w:p>
+    <w:p>
+      <w:r>
+        <w:t>event. The controlled source and installed-byte receipts establish this</w:t>
+      </w:r>
+    </w:p>
+    <w:p>
+      <w:r>
+        <w:t>bounded integration. The</w:t>
+      </w:r>
+    </w:p>
+    <w:p>
+      <w:r>
+        <w:t>original spawn/despawn control, broader population density weighting,</w:t>
+      </w:r>
+    </w:p>
+    <w:p>
+      <w:r>
+        <w:t>ghost-driver mechanism, forced-engine trio</w:t>
+      </w:r>
+    </w:p>
+    <w:p>
+      <w:r>
+        <w:t>(`tryStartEngine(true)` with `engineDoStartingSuccess` and</w:t>
+      </w:r>
+    </w:p>
+    <w:p>
+      <w:r>
+        <w:t>`engineDoRunning`), regulator and horn-at-zombies remain original</w:t>
+      </w:r>
+    </w:p>
+    <w:p>
+      <w:r>
+        <w:t>source behavior rather than SAO-owned actor production. Source</w:t>
+      </w:r>
+    </w:p>
+    <w:p>
+      <w:r>
+        <w:t>attribution remains attached to the bridges and any later adaptation.</w:t>
+      </w:r>
+    </w:p>
+    <w:p/>
+    <w:p>
+      <w:r>
+        <w:t>**The nuke, re-expressed under the operator's ruling ([C45],</w:t>
+      </w:r>
+    </w:p>
+    <w:p>
+      <w:r>
+        <w:t>Speakeasy records 49-50):** their `FinalSolution` is a script - hour</w:t>
+      </w:r>
+    </w:p>
+    <w:p>
+      <w:r>
+        <w:t>168 of every world, eight to ten fixed circles, default on - and</w:t>
+      </w:r>
+    </w:p>
+    <w:p>
+      <w:r>
+        <w:t>none of the script crosses. What crosses is the event's engine</w:t>
+      </w:r>
+    </w:p>
+    <w:p>
+      <w:r>
+        <w:t>idioms, credited here: the fire (`SetOnFire` on every body in the</w:t>
+      </w:r>
+    </w:p>
+    <w:p>
+      <w:r>
+        <w:t>circles), the ground (`BurnWalls` as squares stream in), the sound</w:t>
+      </w:r>
+    </w:p>
+    <w:p>
+      <w:r>
+        <w:t>(the two kaboom files above), the sickness (the engine's own</w:t>
+      </w:r>
+    </w:p>
+    <w:p>
+      <w:r>
+        <w:t>food-sickness stat, their radiation idiom) and their town list</w:t>
+      </w:r>
+    </w:p>
+    <w:p>
+      <w:r>
+        <w:t>(their `SetupNukes` target coordinates - map facts, like the street</w:t>
+      </w:r>
+    </w:p>
+    <w:p>
+      <w:r>
+        <w:t>hour). What replaces the script is the ruling: a dial, default</w:t>
+      </w:r>
+    </w:p>
+    <w:p>
+      <w:r>
+        <w:t>off; when on, the strike is drawn once per world - the day, the</w:t>
+      </w:r>
+    </w:p>
+    <w:p>
+      <w:r>
+        <w:t>towns, how many, how wide - and persisted; the countdown runs on</w:t>
+      </w:r>
+    </w:p>
+    <w:p>
+      <w:r>
+        <w:t>the fall's own calendar, not the save's. What does not cross,</w:t>
+      </w:r>
+    </w:p>
+    <w:p>
+      <w:r>
+        <w:t>named so it is not mistaken for lost: the nuclear winter (their</w:t>
+      </w:r>
+    </w:p>
+    <w:p>
+      <w:r>
+        <w:t>climate override), the hazmat immunity, the hydro deaths, the</w:t>
+      </w:r>
+    </w:p>
+    <w:p>
+      <w:r>
+        <w:t>player screen flash, the vehicle burn (a script-swap to a burnt</w:t>
+      </w:r>
+    </w:p>
+    <w:p>
+      <w:r>
+        <w:t>wreck, not an engine call), the dream quest, the siren countdown</w:t>
+      </w:r>
+    </w:p>
+    <w:p>
+      <w:r>
+        <w:t>and the staggered distant booms.</w:t>
       </w:r>
     </w:p>
     <w:p/>
@@ -1595,129 +1981,38 @@
         <w:pStyle w:val="Heading2"/>
       </w:pPr>
       <w:r>
-        <w:t>Growing Up and Realism V4 (PZ Chronicles)</w:t>
+        <w:t>Humans: Are Weak (SeahDokki)</w:t>
       </w:r>
     </w:p>
     <w:p/>
     <w:p>
       <w:r>
-        <w:t>**Read, with the authors' permission as the operator settled it</w:t>
-      </w:r>
-    </w:p>
-    <w:p>
-      <w:r>
-        <w:t>directly with them; no code taken.** The route to a body's size - the</w:t>
-      </w:r>
-    </w:p>
-    <w:p>
-      <w:r>
-        <w:t>animation player's bone transforms - was read from Realism V4's</w:t>
-      </w:r>
-    </w:p>
-    <w:p>
-      <w:r>
-        <w:t>replaced engine classes and Growing Up's Lua before SAO took its own</w:t>
-      </w:r>
-    </w:p>
-    <w:p>
-      <w:r>
-        <w:t>route to the same seam ([C12]). Growing Up's height-by-age table is</w:t>
-      </w:r>
-    </w:p>
-    <w:p>
-      <w:r>
-        <w:t>carried in `SAO_History.heightScaleOf` with this attribution. Its</w:t>
-      </w:r>
-    </w:p>
-    <w:p>
-      <w:r>
-        <w:t>fear model (the floor by age, the night, the comfort object, the</w:t>
-      </w:r>
-    </w:p>
-    <w:p>
-      <w:r>
-        <w:t>kills that harden), its literacy gate, its experience throttle and</w:t>
-      </w:r>
-    </w:p>
-    <w:p>
-      <w:r>
-        <w:t>birthday floors, its rule for a child's head and its kid types'</w:t>
-      </w:r>
-    </w:p>
-    <w:p>
-      <w:r>
-        <w:t>kits are carried in [C12] at SAO's own seams with the mod's numbers</w:t>
-      </w:r>
-    </w:p>
-    <w:p>
-      <w:r>
-        <w:t>(`SAO_History`, `SAO_Disposition.fear`, `SAO_Age`, `SAO_Body`,</w:t>
-      </w:r>
-    </w:p>
-    <w:p>
-      <w:r>
-        <w:t>`SAO_Appearance`, the bridge's scaled grant).</w:t>
-      </w:r>
-    </w:p>
-    <w:p/>
-    <w:p>
-      <w:r>
-        <w:t>**More figures carried ([C46]):** its driving age of ten and the</w:t>
-      </w:r>
-    </w:p>
-    <w:p>
-      <w:r>
-        <w:t>thirty percent penalty a driver under eighteen carries on the</w:t>
-      </w:r>
-    </w:p>
-    <w:p>
-      <w:r>
-        <w:t>wheel's speed cap, its growth-spurt chance (eight percent a day, to</w:t>
-      </w:r>
-    </w:p>
-    <w:p>
-      <w:r>
-        <w:t>sixteen) and the hunger a spurt adds, and its wound grief as the</w:t>
-      </w:r>
-    </w:p>
-    <w:p>
-      <w:r>
-        <w:t>one figure that survives the translation - a hurt child is a</w:t>
-      </w:r>
-    </w:p>
-    <w:p>
-      <w:r>
-        <w:t>frightened child (the fear figure is SAO's own, beside the rest).</w:t>
-      </w:r>
-    </w:p>
-    <w:p>
-      <w:r>
-        <w:t>Its lines split by age band are carried as the idea - a child's</w:t>
-      </w:r>
-    </w:p>
-    <w:p>
-      <w:r>
-        <w:t>moments read differently from a grown one's - and the words are</w:t>
-      </w:r>
-    </w:p>
-    <w:p>
-      <w:r>
-        <w:t>SAO's own (`SAO_Voice`). Still not carried, named so it is not</w:t>
-      </w:r>
-    </w:p>
-    <w:p>
-      <w:r>
-        <w:t>mistaken for lost: its nightmares, its staged grief machine and</w:t>
-      </w:r>
-    </w:p>
-    <w:p>
-      <w:r>
-        <w:t>doom spiral, its cooking penalty, its driving adaptation</w:t>
-      </w:r>
-    </w:p>
-    <w:p>
-      <w:r>
-        <w:t>milestones, and its lines as lines.</w:t>
+        <w:t>Source-available (github.com/SeahDokki/seah_haw_pz), Build 42, not</w:t>
+      </w:r>
+    </w:p>
+    <w:p>
+      <w:r>
+        <w:t>on the Workshop. **Read for its design; nothing taken and not</w:t>
+      </w:r>
+    </w:p>
+    <w:p>
+      <w:r>
+        <w:t>required.** It cannot be a `require=` (no upload), and its</w:t>
+      </w:r>
+    </w:p>
+    <w:p>
+      <w:r>
+        <w:t>non-commercial source-available terms are not compatible with this</w:t>
+      </w:r>
+    </w:p>
+    <w:p>
+      <w:r>
+        <w:t>mod's GPL-3.0, so no code crosses. Recorded so the ruling that</w:t>
+      </w:r>
+    </w:p>
+    <w:p>
+      <w:r>
+        <w:t>named it (DR-032) has its answer.</w:t>
       </w:r>
     </w:p>
     <w:p/>
@@ -1726,23 +2021,28 @@
         <w:pStyle w:val="Heading2"/>
       </w:pPr>
       <w:r>
-        <w:t>Think Of The Children (Zomboides)</w:t>
+        <w:t>Byte Buddy</w:t>
       </w:r>
     </w:p>
     <w:p/>
     <w:p>
       <w:r>
-        <w:t>MIT. **Source read; no code taken.** Its model-instance scale was</w:t>
-      </w:r>
-    </w:p>
-    <w:p>
-      <w:r>
-        <w:t>checked against the installed jar and not borne out for characters</w:t>
-      </w:r>
-    </w:p>
-    <w:p>
-      <w:r>
-        <w:t>(ENGINE_CONTRACT Addendum F).</w:t>
+        <w:t>Rafael Winterhalter and contributors. Apache-2.0. **Used at runtime</w:t>
+      </w:r>
+    </w:p>
+    <w:p>
+      <w:r>
+        <w:t>through ZombieBuddy's bundled copy; not redistributed.** The</w:t>
+      </w:r>
+    </w:p>
+    <w:p>
+      <w:r>
+        <w:t>body-scale weave ([C12]) is a Byte Buddy exit advice installed</w:t>
+      </w:r>
+    </w:p>
+    <w:p>
+      <w:r>
+        <w:t>through the same self-attached instrumentation the melee patch uses.</w:t>
       </w:r>
     </w:p>
     <w:p/>
@@ -1751,43 +2051,129 @@
         <w:pStyle w:val="Heading2"/>
       </w:pPr>
       <w:r>
-        <w:t>Getting Old (Devlin)</w:t>
+        <w:t>Growing Up and Realism V4 (PZ Chronicles)</w:t>
       </w:r>
     </w:p>
     <w:p/>
     <w:p>
       <w:r>
-        <w:t>**Mechanics taken, with the author's permission as the operator</w:t>
-      </w:r>
-    </w:p>
-    <w:p>
-      <w:r>
-        <w:t>settled it; source public (github.com/Bruce-Devlin/ProjectZomboidMods).**</w:t>
-      </w:r>
-    </w:p>
-    <w:p>
-      <w:r>
-        <w:t>Its five life stages and their per-stage drift on stamina, tiredness,</w:t>
-      </w:r>
-    </w:p>
-    <w:p>
-      <w:r>
-        <w:t>pain and stress, and the decline of an elder marked for death, are</w:t>
-      </w:r>
-    </w:p>
-    <w:p>
-      <w:r>
-        <w:t>carried in `SAO_History.stageOf` and `SAO_Age` ([C12]) at SAO's own</w:t>
-      </w:r>
-    </w:p>
-    <w:p>
-      <w:r>
-        <w:t>cadence. Its death chance is not taken (the life table stands in) and</w:t>
-      </w:r>
-    </w:p>
-    <w:p>
-      <w:r>
-        <w:t>its stumble is not (this build's Stats has no such method).</w:t>
+        <w:t>**Read, with the authors' permission as the operator settled it</w:t>
+      </w:r>
+    </w:p>
+    <w:p>
+      <w:r>
+        <w:t>directly with them; no code taken.** The route to a body's size - the</w:t>
+      </w:r>
+    </w:p>
+    <w:p>
+      <w:r>
+        <w:t>animation player's bone transforms - was read from Realism V4's</w:t>
+      </w:r>
+    </w:p>
+    <w:p>
+      <w:r>
+        <w:t>replaced engine classes and Growing Up's Lua before SAO took its own</w:t>
+      </w:r>
+    </w:p>
+    <w:p>
+      <w:r>
+        <w:t>route to the same seam ([C12]). Growing Up's height-by-age table is</w:t>
+      </w:r>
+    </w:p>
+    <w:p>
+      <w:r>
+        <w:t>carried in `SAO_History.heightScaleOf` with this attribution. Its</w:t>
+      </w:r>
+    </w:p>
+    <w:p>
+      <w:r>
+        <w:t>fear model (the floor by age, the night, the comfort object, the</w:t>
+      </w:r>
+    </w:p>
+    <w:p>
+      <w:r>
+        <w:t>kills that harden), its literacy gate, its experience throttle and</w:t>
+      </w:r>
+    </w:p>
+    <w:p>
+      <w:r>
+        <w:t>birthday floors, its rule for a child's head and its kid types'</w:t>
+      </w:r>
+    </w:p>
+    <w:p>
+      <w:r>
+        <w:t>kits are carried in [C12] at SAO's own seams with the mod's numbers</w:t>
+      </w:r>
+    </w:p>
+    <w:p>
+      <w:r>
+        <w:t>(`SAO_History`, `SAO_Disposition.fear`, `SAO_Age`, `SAO_Body`,</w:t>
+      </w:r>
+    </w:p>
+    <w:p>
+      <w:r>
+        <w:t>`SAO_Appearance`, the bridge's scaled grant).</w:t>
+      </w:r>
+    </w:p>
+    <w:p/>
+    <w:p>
+      <w:r>
+        <w:t>**More figures carried ([C46]):** its driving age of ten and the</w:t>
+      </w:r>
+    </w:p>
+    <w:p>
+      <w:r>
+        <w:t>thirty percent penalty a driver under eighteen carries on the</w:t>
+      </w:r>
+    </w:p>
+    <w:p>
+      <w:r>
+        <w:t>wheel's speed cap, its growth-spurt chance (eight percent a day, to</w:t>
+      </w:r>
+    </w:p>
+    <w:p>
+      <w:r>
+        <w:t>sixteen) and the hunger a spurt adds, and its wound grief as the</w:t>
+      </w:r>
+    </w:p>
+    <w:p>
+      <w:r>
+        <w:t>one figure that survives the translation - a hurt child is a</w:t>
+      </w:r>
+    </w:p>
+    <w:p>
+      <w:r>
+        <w:t>frightened child (the fear figure is SAO's own, beside the rest).</w:t>
+      </w:r>
+    </w:p>
+    <w:p>
+      <w:r>
+        <w:t>Its lines split by age band are carried as the idea - a child's</w:t>
+      </w:r>
+    </w:p>
+    <w:p>
+      <w:r>
+        <w:t>moments read differently from a grown one's - and the words are</w:t>
+      </w:r>
+    </w:p>
+    <w:p>
+      <w:r>
+        <w:t>SAO's own (`SAO_Voice`). Still not carried, named so it is not</w:t>
+      </w:r>
+    </w:p>
+    <w:p>
+      <w:r>
+        <w:t>mistaken for lost: its nightmares, its staged grief machine and</w:t>
+      </w:r>
+    </w:p>
+    <w:p>
+      <w:r>
+        <w:t>doom spiral, its cooking penalty, its driving adaptation</w:t>
+      </w:r>
+    </w:p>
+    <w:p>
+      <w:r>
+        <w:t>milestones, and its lines as lines.</w:t>
       </w:r>
     </w:p>
     <w:p/>
@@ -1796,90 +2182,23 @@
         <w:pStyle w:val="Heading2"/>
       </w:pPr>
       <w:r>
-        <w:t>Lean &amp; Lie (Tchernobill)</w:t>
+        <w:t>Think Of The Children (Zomboides)</w:t>
       </w:r>
     </w:p>
     <w:p/>
     <w:p>
       <w:r>
-        <w:t>The recovery integration requires externally installed Lean &amp; Lie 1.27,</w:t>
-      </w:r>
-    </w:p>
-    <w:p>
-      <w:r>
-        <w:t>Workshop `3652012357`, and its TchernoLib 1.16 dependency, Workshop `3389605231`</w:t>
-      </w:r>
-    </w:p>
-    <w:p>
-      <w:r>
-        <w:t>(native mod IDs `LeanAndLie` and `TchernoLib`). The source credits iBrRus for the</w:t>
-      </w:r>
-    </w:p>
-    <w:p>
-      <w:r>
-        <w:t>B41 concept. Source revisions and installed-input hashes belong in</w:t>
-      </w:r>
-    </w:p>
-    <w:p>
-      <w:r>
-        <w:t>`tools/recovery_source_manifest.json` and the retained adapter evidence.</w:t>
-      </w:r>
-    </w:p>
-    <w:p/>
-    <w:p>
-      <w:r>
-        <w:t>SAO's independent adapter owns exact body/person/token custody, native queue</w:t>
-      </w:r>
-    </w:p>
-    <w:p>
-      <w:r>
-        <w:t>admission, measured recovery and cleanup while invoking installed animation</w:t>
-      </w:r>
-    </w:p>
-    <w:p>
-      <w:r>
-        <w:t>nodes and `TchAL.stateVariableOnGround`. External source actions and animation XML</w:t>
-      </w:r>
-    </w:p>
-    <w:p>
-      <w:r>
-        <w:t>are not bundled; animation clips remain the game's installed assets.</w:t>
-      </w:r>
-    </w:p>
-    <w:p>
-      <w:r>
-        <w:t>Final native admission and bounded pending-intent evidence is</w:t>
-      </w:r>
-    </w:p>
-    <w:p>
-      <w:r>
-        <w:t>Original failed08 continuation09e96a7d-a49f-460d-8117-6ea264f3efe5 completed and saved normally, exit0/errors[]/unforced, county2.2487840652 to4.5107564926. sao-2 reached its retained approach, reacquired the currently visible bed and entered owned native sleep. Nine current intent/key acknowledgments persist; fatigue0.7782769799 to0.3887803555 over1.75 sampled countyhours establishes ongoing physiological recovery. The later native image shows a horizontal body partly hidden by the right-bedroom wall. Full sleep completion, a completed recovery experience, and rendered ground sleep are unobserved..</w:t>
-      </w:r>
-    </w:p>
-    <w:p/>
-    <w:p>
-      <w:r>
-        <w:t>C120's historical local candidate carried selected ground-rest/sleep action and</w:t>
-      </w:r>
-    </w:p>
-    <w:p>
-      <w:r>
-        <w:t>animation-node source. Its original selected-source provenance and verdict remain</w:t>
-      </w:r>
-    </w:p>
-    <w:p>
-      <w:r>
-        <w:t>private historical evidence. Redistribution terms for those copied source bytes</w:t>
-      </w:r>
-    </w:p>
-    <w:p>
-      <w:r>
-        <w:t>remain unestablished; dependency invocation does not claim a source reuse grant.</w:t>
-      </w:r>
-    </w:p>
-    <w:p>
-      <w:r>
-        <w:t>No TchernoLib source is copied or distributed by the adapter.</w:t>
+        <w:t>MIT. **Source read; no code taken.** Its model-instance scale was</w:t>
+      </w:r>
+    </w:p>
+    <w:p>
+      <w:r>
+        <w:t>checked against the installed jar and not borne out for characters</w:t>
+      </w:r>
+    </w:p>
+    <w:p>
+      <w:r>
+        <w:t>(ENGINE_CONTRACT Addendum F).</w:t>
       </w:r>
     </w:p>
     <w:p/>
@@ -1888,6 +2207,160 @@
         <w:pStyle w:val="Heading2"/>
       </w:pPr>
       <w:r>
+        <w:t>Getting Old (Devlin)</w:t>
+      </w:r>
+    </w:p>
+    <w:p/>
+    <w:p>
+      <w:r>
+        <w:t>**Mechanics taken, with the author's permission as the operator</w:t>
+      </w:r>
+    </w:p>
+    <w:p>
+      <w:r>
+        <w:t>settled it; source public (github.com/Bruce-Devlin/ProjectZomboidMods).**</w:t>
+      </w:r>
+    </w:p>
+    <w:p>
+      <w:r>
+        <w:t>Its five life stages and their per-stage drift on stamina, tiredness,</w:t>
+      </w:r>
+    </w:p>
+    <w:p>
+      <w:r>
+        <w:t>pain and stress, and the decline of an elder marked for death, are</w:t>
+      </w:r>
+    </w:p>
+    <w:p>
+      <w:r>
+        <w:t>carried in `SAO_History.stageOf` and `SAO_Age` ([C12]) at SAO's own</w:t>
+      </w:r>
+    </w:p>
+    <w:p>
+      <w:r>
+        <w:t>cadence. Its death chance is not taken (the life table stands in) and</w:t>
+      </w:r>
+    </w:p>
+    <w:p>
+      <w:r>
+        <w:t>its stumble is not (this build's Stats has no such method).</w:t>
+      </w:r>
+    </w:p>
+    <w:p/>
+    <w:p>
+      <w:pPr>
+        <w:pStyle w:val="Heading2"/>
+      </w:pPr>
+      <w:r>
+        <w:t>Lean &amp; Lie (Tchernobill)</w:t>
+      </w:r>
+    </w:p>
+    <w:p/>
+    <w:p>
+      <w:r>
+        <w:t>SAO integrates selected recovery mechanics and six source-derived ground animation</w:t>
+      </w:r>
+    </w:p>
+    <w:p>
+      <w:r>
+        <w:t>nodes from installed Lean &amp; Lie 1.27, Workshop `3652012357`; source credits iBrRus</w:t>
+      </w:r>
+    </w:p>
+    <w:p>
+      <w:r>
+        <w:t>for the B41 concept. Exact original hashes, adaptations and historical selected</w:t>
+      </w:r>
+    </w:p>
+    <w:p>
+      <w:r>
+        <w:t>source custody remain in `tools/recovery_source_manifest.json` and retained evidence.</w:t>
+      </w:r>
+    </w:p>
+    <w:p>
+      <w:r>
+        <w:t>The operator authorized repurposing these mechanics/assets. This is distinct from</w:t>
+      </w:r>
+    </w:p>
+    <w:p>
+      <w:r>
+        <w:t>an upstream redistribution grant, which remains unestablished for the selected bytes.</w:t>
+      </w:r>
+    </w:p>
+    <w:p/>
+    <w:p>
+      <w:r>
+        <w:t>SAO owns the `SAORecoveryGround` variable, `SAORecovery_*` animation nodes, exact</w:t>
+      </w:r>
+    </w:p>
+    <w:p>
+      <w:r>
+        <w:t>body/person/token custody, native queue admission, offset cleanup and measured</w:t>
+      </w:r>
+    </w:p>
+    <w:p>
+      <w:r>
+        <w:t>recovery. The clips (`Bob_Awake`, `Bob_Asleep` and transition clips) remain native</w:t>
+      </w:r>
+    </w:p>
+    <w:p>
+      <w:r>
+        <w:t>installed game assets referenced by name; no game animation bytes are bundled.</w:t>
+      </w:r>
+    </w:p>
+    <w:p>
+      <w:r>
+        <w:t>Ground recovery loads from SAO's package without activating external Lean &amp; Lie</w:t>
+      </w:r>
+    </w:p>
+    <w:p>
+      <w:r>
+        <w:t>or TchernoLib. Namespaced conditions preserve coexistence with installed originals.</w:t>
+      </w:r>
+    </w:p>
+    <w:p/>
+    <w:p>
+      <w:r>
+        <w:t>No TchernoLib source is copied or invoked by this integration. Its original</w:t>
+      </w:r>
+    </w:p>
+    <w:p>
+      <w:r>
+        <w:t>Lean &amp; Lie relationship remains source provenance, not a SAO load requirement.</w:t>
+      </w:r>
+    </w:p>
+    <w:p>
+      <w:r>
+        <w:t>Private historical source candidates and their verdicts remain intact.</w:t>
+      </w:r>
+    </w:p>
+    <w:p/>
+    <w:p>
+      <w:r>
+        <w:t>The closed D1 native continuation demonstrates owned bed admission and measured</w:t>
+      </w:r>
+    </w:p>
+    <w:p>
+      <w:r>
+        <w:t>recovery: `sao-2` retained nine intent/key acknowledgements, fatigue fell from</w:t>
+      </w:r>
+    </w:p>
+    <w:p>
+      <w:r>
+        <w:t>0.7783 to 0.3888 over 1.75 sampled county hours, and the world saved normally</w:t>
+      </w:r>
+    </w:p>
+    <w:p>
+      <w:r>
+        <w:t>without runtime errors. Exact observations remain in the D1 record.</w:t>
+      </w:r>
+    </w:p>
+    <w:p/>
+    <w:p/>
+    <w:p>
+      <w:pPr>
+        <w:pStyle w:val="Heading2"/>
+      </w:pPr>
+      <w:r>
         <w:t>PZ_Optimization (xD3I)</w:t>
       </w:r>
     </w:p>
@@ -1920,6 +2393,187 @@
     <w:p>
       <w:r>
         <w:t>reviewed repository tree or README; reuse terms remain unestablished.</w:t>
+      </w:r>
+    </w:p>
+    <w:p/>
+    <w:p>
+      <w:pPr>
+        <w:pStyle w:val="Heading2"/>
+      </w:pPr>
+      <w:r>
+        <w:t>Project Viewpoint (ellu and norkus)</w:t>
+      </w:r>
+    </w:p>
+    <w:p/>
+    <w:p>
+      <w:r>
+        <w:t>[Project Viewpoint](https://steamcommunity.com/sharedfiles/filedetails/?id=3809306528),</w:t>
+      </w:r>
+    </w:p>
+    <w:p>
+      <w:r>
+        <w:t>Workshop `3809306528`, version `0.1.5a-hotfix` for Build 42.21, is the source</w:t>
+      </w:r>
+    </w:p>
+    <w:p>
+      <w:r>
+        <w:t>of the first/third-person renderer, camera and interaction work being integrated</w:t>
+      </w:r>
+    </w:p>
+    <w:p>
+      <w:r>
+        <w:t>into SAO. The Workshop page credits ellu and norkus. The isolated SteamCMD</w:t>
+      </w:r>
+    </w:p>
+    <w:p>
+      <w:r>
+        <w:t>intake is pinned by acquisition receipt</w:t>
+      </w:r>
+    </w:p>
+    <w:p>
+      <w:r>
+        <w:t>`_scratch/d2-leisure-01/viewpoint21/ACQUISITION-20261008T003202Z.json`;</w:t>
+      </w:r>
+    </w:p>
+    <w:p>
+      <w:r>
+        <w:t>the original `Viewpoint.jar` SHA-256 is</w:t>
+      </w:r>
+    </w:p>
+    <w:p>
+      <w:r>
+        <w:t>`94FEDDA302AB6C17BA1B38495789E4C9781D52823FB8204214C85402E3CAB41F`.</w:t>
+      </w:r>
+    </w:p>
+    <w:p>
+      <w:r>
+        <w:t>The package's `LICENSE` is proprietary and reserves copying and modification</w:t>
+      </w:r>
+    </w:p>
+    <w:p>
+      <w:r>
+        <w:t>without prior permission. The operator stated that they obtained direct</w:t>
+      </w:r>
+    </w:p>
+    <w:p>
+      <w:r>
+        <w:t>permission for this integration on 2026-10-07 and directed SAO to proceed</w:t>
+      </w:r>
+    </w:p>
+    <w:p>
+      <w:r>
+        <w:t>under its normal crediting standard. That authorization is recorded here as</w:t>
+      </w:r>
+    </w:p>
+    <w:p>
+      <w:r>
+        <w:t>the operator's representation; the underlying grant instrument is not held</w:t>
+      </w:r>
+    </w:p>
+    <w:p>
+      <w:r>
+        <w:t>in this repository.</w:t>
+      </w:r>
+    </w:p>
+    <w:p/>
+    <w:p>
+      <w:r>
+        <w:t>SAO's local mod package now contains adapted Viewpoint interaction, loot,</w:t>
+      </w:r>
+    </w:p>
+    <w:p>
+      <w:r>
+        <w:t>mouse and control Lua in `mod/42.20/media/lua/client/SAO_Viewpoint_*.lua`.</w:t>
+      </w:r>
+    </w:p>
+    <w:p>
+      <w:r>
+        <w:t>Its pinned original Java archive is stored at</w:t>
+      </w:r>
+    </w:p>
+    <w:p>
+      <w:r>
+        <w:t>`vendor/viewpoint/Viewpoint-0.1.5a-hotfix.jar`. SAO's build bundles its</w:t>
+      </w:r>
+    </w:p>
+    <w:p>
+      <w:r>
+        <w:t>renderer classes and resources with an SAO-owned entry and Lua path adaptation.</w:t>
+      </w:r>
+    </w:p>
+    <w:p>
+      <w:r>
+        <w:t>The bundled `viewpoint/game/FrameCaps.class` is adapted at bytes 7322–7324 of</w:t>
+      </w:r>
+    </w:p>
+    <w:p>
+      <w:r>
+        <w:t>the pinned class to disable its global FPS and options override, leaving the</w:t>
+      </w:r>
+    </w:p>
+    <w:p>
+      <w:r>
+        <w:t>player's ordinary frame cap settings in place. That original class is SHA-256</w:t>
+      </w:r>
+    </w:p>
+    <w:p>
+      <w:r>
+        <w:t>`ab2bbd734428b45e02215efd056df46ab4f2d8a8cc848458f69f9227dcf7d6ac`;</w:t>
+      </w:r>
+    </w:p>
+    <w:p>
+      <w:r>
+        <w:t>the adapted class is SHA-256</w:t>
+      </w:r>
+    </w:p>
+    <w:p>
+      <w:r>
+        <w:t>`5c24be6898f4070e071f9301bddcbc9fde3c96bab25762b1b9b34cdf200537fb`.</w:t>
+      </w:r>
+    </w:p>
+    <w:p>
+      <w:r>
+        <w:t>The original archive remains available for attribution and source comparison.</w:t>
+      </w:r>
+    </w:p>
+    <w:p>
+      <w:r>
+        <w:t>The source notice travels as</w:t>
+      </w:r>
+    </w:p>
+    <w:p>
+      <w:r>
+        <w:t>`mod/VIEWPOINT-LICENSE.txt`, and SAO's controls appear within its own options.</w:t>
+      </w:r>
+    </w:p>
+    <w:p>
+      <w:r>
+        <w:t>The original authors and revision remain credited for that incorporated work.</w:t>
+      </w:r>
+    </w:p>
+    <w:p>
+      <w:r>
+        <w:t>Controlled source and compiler checks establish the local integration, adapted</w:t>
+      </w:r>
+    </w:p>
+    <w:p>
+      <w:r>
+        <w:t>control paths and preserved native frame-cap settings. Multiplayer integration</w:t>
+      </w:r>
+    </w:p>
+    <w:p>
+      <w:r>
+        <w:t>remains further implementation work.</w:t>
+      </w:r>
+    </w:p>
+    <w:p>
+      <w:r>
+        <w:t>The native isometric view remains available for lower-powered machines, and</w:t>
+      </w:r>
+    </w:p>
+    <w:p>
+      <w:r>
+        <w:t>the player's selected game, character and save remain authoritative.</w:t>
       </w:r>
     </w:p>
     <w:p/>
